--- a/docs/atlas/ATL-20_Thong-tin-cong-ty.docx
+++ b/docs/atlas/ATL-20_Thong-tin-cong-ty.docx
@@ -313,7 +313,7 @@
                 <w:sz w:val="19"/>
                 <w:szCs w:val="19"/>
               </w:rPr>
-              <w:t xml:space="preserve">1.0 — 22/10/2026</w:t>
+              <w:t xml:space="preserve">1.1 — 23/10/2026</w:t>
             </w:r>
           </w:p>
         </w:tc>
@@ -519,7 +519,7 @@
           <w:sz w:val="19"/>
           <w:szCs w:val="19"/>
         </w:rPr>
-        <w:t xml:space="preserve">Lưu ý: các mã quyền là danh mục đã định nghĩa (xem ATL-23); giao diện hiện chưa kiểm tra quyền — mọi tài khoản đăng nhập đều xem và dùng được mọi chức năng.</w:t>
+        <w:t xml:space="preserve">Lưu ý: quyền được kiểm tra ở cả hai nơi — giao diện ẩn trang, mục menu và nút mà chức vụ không có quyền; máy chủ kiểm tra lại ở mọi API (thiếu quyền thì báo "Chức vụ của bạn chưa có quyền…"). Danh mục quyền: ATL-23.</w:t>
       </w:r>
     </w:p>
     <w:p>
@@ -1951,7 +1951,7 @@
           <w:sz w:val="21"/>
           <w:szCs w:val="21"/>
         </w:rPr>
-        <w:t xml:space="preserve">Thông tin được lưu trong trình duyệt này (sống qua tải lại trang) cho tới khi có backend; lưu ngay khi bấm Lưu thay đổi, không tự lưu khi gõ.</w:t>
+        <w:t xml:space="preserve">Thông tin được lưu ở máy chủ, dùng chung cho mọi người dùng của công ty; lưu khi bấm Lưu thay đổi, không tự lưu khi gõ. Logo tải lên hiện cả ở góc trên menu trái (tự cắt phần lề trắng thừa) và trên phiếu in.</w:t>
       </w:r>
     </w:p>
     <w:p>
@@ -2996,7 +2996,7 @@
           <w:sz w:val="21"/>
           <w:szCs w:val="21"/>
         </w:rPr>
-        <w:t xml:space="preserve">Hệ thống hiện chạy trên dữ liệu mô phỏng (mock) trong trình duyệt; các quy tắc dưới đây là hành vi đã cài đặt ở giao diện và sẽ ánh xạ 1:1 sang API backend.</w:t>
+        <w:t xml:space="preserve">Dữ liệu được lưu ở máy chủ (cơ sở dữ liệu PostgreSQL) và đọc / ghi qua API; các quy tắc nghiệp vụ trong tài liệu này được áp ở máy chủ, giao diện báo lỗi sớm cho người dùng. Mỗi thao tác ghi để lại một dòng Nhật ký hoạt động (ATL-27).</w:t>
       </w:r>
     </w:p>
     <w:sectPr>

--- a/docs/atlas/ATL-20_Thong-tin-cong-ty.docx
+++ b/docs/atlas/ATL-20_Thong-tin-cong-ty.docx
@@ -1,6 +1,6 @@
 
 <file path=word/document.xml><?xml version="1.0" encoding="utf-8"?>
-<w:document xmlns:wpc="http://schemas.microsoft.com/office/word/2010/wordprocessingCanvas" xmlns:mc="http://schemas.openxmlformats.org/markup-compatibility/2006" xmlns:o="urn:schemas-microsoft-com:office:office" xmlns:r="http://schemas.openxmlformats.org/officeDocument/2006/relationships" xmlns:m="http://schemas.openxmlformats.org/officeDocument/2006/math" xmlns:v="urn:schemas-microsoft-com:vml" xmlns:wp14="http://schemas.microsoft.com/office/word/2010/wordprocessingDrawing" xmlns:wp="http://schemas.openxmlformats.org/drawingml/2006/wordprocessingDrawing" xmlns:w10="urn:schemas-microsoft-com:office:word" xmlns:w="http://schemas.openxmlformats.org/wordprocessingml/2006/main" xmlns:w14="http://schemas.microsoft.com/office/word/2010/wordml" xmlns:w15="http://schemas.microsoft.com/office/word/2012/wordml" xmlns:wpg="http://schemas.microsoft.com/office/word/2010/wordprocessingGroup" xmlns:wpi="http://schemas.microsoft.com/office/word/2010/wordprocessingInk" xmlns:wne="http://schemas.microsoft.com/office/word/2006/wordml" xmlns:wps="http://schemas.microsoft.com/office/word/2010/wordprocessingShape" xmlns:cx="http://schemas.microsoft.com/office/drawing/2014/chartex" xmlns:cx1="http://schemas.microsoft.com/office/drawing/2015/9/8/chartex" xmlns:cx2="http://schemas.microsoft.com/office/drawing/2015/10/21/chartex" xmlns:cx3="http://schemas.microsoft.com/office/drawing/2016/5/9/chartex" xmlns:cx4="http://schemas.microsoft.com/office/drawing/2016/5/10/chartex" xmlns:cx5="http://schemas.microsoft.com/office/drawing/2016/5/11/chartex" xmlns:cx6="http://schemas.microsoft.com/office/drawing/2016/5/12/chartex" xmlns:cx7="http://schemas.microsoft.com/office/drawing/2016/5/13/chartex" xmlns:cx8="http://schemas.microsoft.com/office/drawing/2016/5/14/chartex" xmlns:aink="http://schemas.microsoft.com/office/drawing/2016/ink" xmlns:am3d="http://schemas.microsoft.com/office/drawing/2017/model3d" xmlns:w16cex="http://schemas.microsoft.com/office/word/2018/wordml/cex" xmlns:w16cid="http://schemas.microsoft.com/office/word/2016/wordml/cid" xmlns:w16="http://schemas.microsoft.com/office/word/2018/wordml" xmlns:w16sdtdh="http://schemas.microsoft.com/office/word/2020/wordml/sdtdatahash" xmlns:w16se="http://schemas.microsoft.com/office/word/2015/wordml/symex" mc:Ignorable="w14 w15 wp14">
+<w:document xmlns:r="http://schemas.openxmlformats.org/officeDocument/2006/relationships" xmlns:w="http://schemas.openxmlformats.org/wordprocessingml/2006/main">
   <w:body>
     <w:p>
       <w:pPr>
@@ -313,7 +313,7 @@
                 <w:sz w:val="19"/>
                 <w:szCs w:val="19"/>
               </w:rPr>
-              <w:t xml:space="preserve">1.1 — 23/10/2026</w:t>
+              <w:t xml:space="preserve">1.2 — 29/10/2026</w:t>
             </w:r>
           </w:p>
         </w:tc>
@@ -386,11 +386,6 @@
         </w:tc>
       </w:tr>
     </w:tbl>
-    <w:p>
-      <w:pPr>
-        <w:spacing w:after="80"/>
-      </w:pPr>
-    </w:p>
     <w:p>
       <w:pPr>
         <w:pStyle w:val="Heading1"/>
@@ -437,7 +432,43 @@
           <w:sz w:val="21"/>
           <w:szCs w:val="21"/>
         </w:rPr>
-        <w:t xml:space="preserve">Khai báo thông tin pháp nhân của công ty. Thông tin này (kèm logo) in ở đầu mọi phiếu in trong hệ thống. Trang có form, ô xem trước phiếu in cập nhật tức thì khi gõ, và nút Lưu rõ ràng.</w:t>
+        <w:t xml:space="preserve">Khai báo thông tin pháp nhân của công ty — in ở đầu mọi phiếu in (kèm logo) — và hai thiết lập nghiệp vụ dùng chung: </w:t>
+      </w:r>
+      <w:r>
+        <w:rPr>
+          <w:rFonts w:ascii="Arial" w:cs="Arial" w:eastAsia="Arial" w:hAnsi="Arial"/>
+          <w:b/>
+          <w:bCs/>
+          <w:sz w:val="21"/>
+          <w:szCs w:val="21"/>
+        </w:rPr>
+        <w:t xml:space="preserve">Khoá sổ kỳ kế toán</w:t>
+      </w:r>
+      <w:r>
+        <w:rPr>
+          <w:rFonts w:ascii="Arial" w:cs="Arial" w:eastAsia="Arial" w:hAnsi="Arial"/>
+          <w:sz w:val="21"/>
+          <w:szCs w:val="21"/>
+        </w:rPr>
+        <w:t xml:space="preserve"> và </w:t>
+      </w:r>
+      <w:r>
+        <w:rPr>
+          <w:rFonts w:ascii="Arial" w:cs="Arial" w:eastAsia="Arial" w:hAnsi="Arial"/>
+          <w:b/>
+          <w:bCs/>
+          <w:sz w:val="21"/>
+          <w:szCs w:val="21"/>
+        </w:rPr>
+        <w:t xml:space="preserve">Cho xuất quá số tồn</w:t>
+      </w:r>
+      <w:r>
+        <w:rPr>
+          <w:rFonts w:ascii="Arial" w:cs="Arial" w:eastAsia="Arial" w:hAnsi="Arial"/>
+          <w:sz w:val="21"/>
+          <w:szCs w:val="21"/>
+        </w:rPr>
+        <w:t xml:space="preserve">. Trang có form, ô xem trước phiếu in cập nhật tức thì khi gõ, và nút Lưu rõ ràng.</w:t>
       </w:r>
     </w:p>
     <w:p>
@@ -463,7 +494,7 @@
         <w:pStyle w:val="ListParagraph"/>
         <w:numPr>
           <w:ilvl w:val="0"/>
-          <w:numId w:val="2"/>
+          <w:numId w:val="1"/>
         </w:numPr>
         <w:spacing w:after="60" w:line="290"/>
       </w:pPr>
@@ -473,7 +504,25 @@
           <w:sz w:val="21"/>
           <w:szCs w:val="21"/>
         </w:rPr>
-        <w:t xml:space="preserve">CEO / Quản lý.</w:t>
+        <w:t xml:space="preserve">CEO / Quản lý: thông tin công ty, xuất quá số tồn.</w:t>
+      </w:r>
+    </w:p>
+    <w:p>
+      <w:pPr>
+        <w:pStyle w:val="ListParagraph"/>
+        <w:numPr>
+          <w:ilvl w:val="0"/>
+          <w:numId w:val="1"/>
+        </w:numPr>
+        <w:spacing w:after="60" w:line="290"/>
+      </w:pPr>
+      <w:r>
+        <w:rPr>
+          <w:rFonts w:ascii="Arial" w:cs="Arial" w:eastAsia="Arial" w:hAnsi="Arial"/>
+          <w:sz w:val="21"/>
+          <w:szCs w:val="21"/>
+        </w:rPr>
+        <w:t xml:space="preserve">Kế toán: khoá sổ / bỏ khoá sổ.</w:t>
       </w:r>
     </w:p>
     <w:p>
@@ -504,7 +553,7 @@
           <w:sz w:val="21"/>
           <w:szCs w:val="21"/>
         </w:rPr>
-        <w:t xml:space="preserve">company.view / company.update.</w:t>
+        <w:t xml:space="preserve">company.view / company.update (thông tin, logo, "Cho xuất quá số tồn"); period.lock (khoá sổ / bỏ khoá sổ: CEO, Quản lý, Kế toán).</w:t>
       </w:r>
     </w:p>
     <w:p>
@@ -811,6 +860,11 @@
     </w:tbl>
     <w:p>
       <w:pPr>
+        <w:spacing w:after="0" w:line="120" w:lineRule="exact"/>
+      </w:pPr>
+    </w:p>
+    <w:p>
+      <w:pPr>
         <w:spacing w:after="40" w:before="40" w:line="300"/>
         <w:jc w:val="center"/>
       </w:pPr>
@@ -826,7 +880,7 @@
     </w:p>
     <w:tbl>
       <w:tblPr>
-        <w:tblW w:type="dxa" w:w="2100"/>
+        <w:tblW w:type="dxa" w:w="9638"/>
         <w:tblBorders>
           <w:top w:val="single" w:color="auto" w:sz="4"/>
           <w:left w:val="single" w:color="auto" w:sz="4"/>
@@ -837,7 +891,7 @@
         </w:tblBorders>
       </w:tblPr>
       <w:tblGrid>
-        <w:gridCol w:w="2100"/>
+        <w:gridCol w:w="9638"/>
       </w:tblGrid>
       <w:tr>
         <w:trPr>
@@ -845,7 +899,7 @@
         </w:trPr>
         <w:tc>
           <w:tcPr>
-            <w:tcW w:type="dxa" w:w="2100"/>
+            <w:tcW w:type="dxa" w:w="9638"/>
             <w:tcBorders>
               <w:top w:val="single" w:color="A6A6A6" w:sz="4"/>
               <w:left w:val="single" w:color="A6A6A6" w:sz="4"/>
@@ -882,7 +936,7 @@
     </w:tbl>
     <w:p>
       <w:pPr>
-        <w:spacing w:after="80"/>
+        <w:spacing w:after="0" w:line="120" w:lineRule="exact"/>
       </w:pPr>
     </w:p>
     <w:tbl>
@@ -898,10 +952,10 @@
         </w:tblBorders>
       </w:tblPr>
       <w:tblGrid>
-        <w:gridCol w:w="596"/>
-        <w:gridCol w:w="1490"/>
-        <w:gridCol w:w="3974"/>
-        <w:gridCol w:w="3578"/>
+        <w:gridCol w:w="660"/>
+        <w:gridCol w:w="1100"/>
+        <w:gridCol w:w="3377"/>
+        <w:gridCol w:w="4501"/>
       </w:tblGrid>
       <w:tr>
         <w:trPr>
@@ -910,7 +964,7 @@
         </w:trPr>
         <w:tc>
           <w:tcPr>
-            <w:tcW w:type="dxa" w:w="596"/>
+            <w:tcW w:type="dxa" w:w="660"/>
             <w:tcBorders>
               <w:top w:val="single" w:color="A6A6A6" w:sz="4"/>
               <w:left w:val="single" w:color="A6A6A6" w:sz="4"/>
@@ -944,7 +998,7 @@
         </w:tc>
         <w:tc>
           <w:tcPr>
-            <w:tcW w:type="dxa" w:w="1490"/>
+            <w:tcW w:type="dxa" w:w="1100"/>
             <w:tcBorders>
               <w:top w:val="single" w:color="A6A6A6" w:sz="4"/>
               <w:left w:val="single" w:color="A6A6A6" w:sz="4"/>
@@ -978,7 +1032,7 @@
         </w:tc>
         <w:tc>
           <w:tcPr>
-            <w:tcW w:type="dxa" w:w="3974"/>
+            <w:tcW w:type="dxa" w:w="3377"/>
             <w:tcBorders>
               <w:top w:val="single" w:color="A6A6A6" w:sz="4"/>
               <w:left w:val="single" w:color="A6A6A6" w:sz="4"/>
@@ -1012,7 +1066,7 @@
         </w:tc>
         <w:tc>
           <w:tcPr>
-            <w:tcW w:type="dxa" w:w="3578"/>
+            <w:tcW w:type="dxa" w:w="4501"/>
             <w:tcBorders>
               <w:top w:val="single" w:color="A6A6A6" w:sz="4"/>
               <w:left w:val="single" w:color="A6A6A6" w:sz="4"/>
@@ -1051,7 +1105,7 @@
         </w:trPr>
         <w:tc>
           <w:tcPr>
-            <w:tcW w:type="dxa" w:w="596"/>
+            <w:tcW w:type="dxa" w:w="660"/>
             <w:tcBorders>
               <w:top w:val="single" w:color="A6A6A6" w:sz="4"/>
               <w:left w:val="single" w:color="A6A6A6" w:sz="4"/>
@@ -1082,7 +1136,7 @@
         </w:tc>
         <w:tc>
           <w:tcPr>
-            <w:tcW w:type="dxa" w:w="1490"/>
+            <w:tcW w:type="dxa" w:w="1100"/>
             <w:tcBorders>
               <w:top w:val="single" w:color="A6A6A6" w:sz="4"/>
               <w:left w:val="single" w:color="A6A6A6" w:sz="4"/>
@@ -1113,7 +1167,7 @@
         </w:tc>
         <w:tc>
           <w:tcPr>
-            <w:tcW w:type="dxa" w:w="3974"/>
+            <w:tcW w:type="dxa" w:w="3377"/>
             <w:tcBorders>
               <w:top w:val="single" w:color="A6A6A6" w:sz="4"/>
               <w:left w:val="single" w:color="A6A6A6" w:sz="4"/>
@@ -1144,7 +1198,7 @@
         </w:tc>
         <w:tc>
           <w:tcPr>
-            <w:tcW w:type="dxa" w:w="3578"/>
+            <w:tcW w:type="dxa" w:w="4501"/>
             <w:tcBorders>
               <w:top w:val="single" w:color="A6A6A6" w:sz="4"/>
               <w:left w:val="single" w:color="A6A6A6" w:sz="4"/>
@@ -1180,7 +1234,7 @@
         </w:trPr>
         <w:tc>
           <w:tcPr>
-            <w:tcW w:type="dxa" w:w="596"/>
+            <w:tcW w:type="dxa" w:w="660"/>
             <w:tcBorders>
               <w:top w:val="single" w:color="A6A6A6" w:sz="4"/>
               <w:left w:val="single" w:color="A6A6A6" w:sz="4"/>
@@ -1211,7 +1265,7 @@
         </w:tc>
         <w:tc>
           <w:tcPr>
-            <w:tcW w:type="dxa" w:w="1490"/>
+            <w:tcW w:type="dxa" w:w="1100"/>
             <w:tcBorders>
               <w:top w:val="single" w:color="A6A6A6" w:sz="4"/>
               <w:left w:val="single" w:color="A6A6A6" w:sz="4"/>
@@ -1242,7 +1296,7 @@
         </w:tc>
         <w:tc>
           <w:tcPr>
-            <w:tcW w:type="dxa" w:w="3974"/>
+            <w:tcW w:type="dxa" w:w="3377"/>
             <w:tcBorders>
               <w:top w:val="single" w:color="A6A6A6" w:sz="4"/>
               <w:left w:val="single" w:color="A6A6A6" w:sz="4"/>
@@ -1273,7 +1327,7 @@
         </w:tc>
         <w:tc>
           <w:tcPr>
-            <w:tcW w:type="dxa" w:w="3578"/>
+            <w:tcW w:type="dxa" w:w="4501"/>
             <w:tcBorders>
               <w:top w:val="single" w:color="A6A6A6" w:sz="4"/>
               <w:left w:val="single" w:color="A6A6A6" w:sz="4"/>
@@ -1309,7 +1363,7 @@
         </w:trPr>
         <w:tc>
           <w:tcPr>
-            <w:tcW w:type="dxa" w:w="596"/>
+            <w:tcW w:type="dxa" w:w="660"/>
             <w:tcBorders>
               <w:top w:val="single" w:color="A6A6A6" w:sz="4"/>
               <w:left w:val="single" w:color="A6A6A6" w:sz="4"/>
@@ -1340,7 +1394,7 @@
         </w:tc>
         <w:tc>
           <w:tcPr>
-            <w:tcW w:type="dxa" w:w="1490"/>
+            <w:tcW w:type="dxa" w:w="1100"/>
             <w:tcBorders>
               <w:top w:val="single" w:color="A6A6A6" w:sz="4"/>
               <w:left w:val="single" w:color="A6A6A6" w:sz="4"/>
@@ -1371,7 +1425,7 @@
         </w:tc>
         <w:tc>
           <w:tcPr>
-            <w:tcW w:type="dxa" w:w="3974"/>
+            <w:tcW w:type="dxa" w:w="3377"/>
             <w:tcBorders>
               <w:top w:val="single" w:color="A6A6A6" w:sz="4"/>
               <w:left w:val="single" w:color="A6A6A6" w:sz="4"/>
@@ -1402,7 +1456,7 @@
         </w:tc>
         <w:tc>
           <w:tcPr>
-            <w:tcW w:type="dxa" w:w="3578"/>
+            <w:tcW w:type="dxa" w:w="4501"/>
             <w:tcBorders>
               <w:top w:val="single" w:color="A6A6A6" w:sz="4"/>
               <w:left w:val="single" w:color="A6A6A6" w:sz="4"/>
@@ -1428,11 +1482,274 @@
                 <w:szCs w:val="19"/>
               </w:rPr>
               <w:t xml:space="preserve">Thông báo "Đã lưu thông tin công ty. Các bản in sẽ dùng thông tin mới."</w:t>
+            </w:r>
+          </w:p>
+        </w:tc>
+      </w:tr>
+      <w:tr>
+        <w:trPr>
+          <w:cantSplit/>
+        </w:trPr>
+        <w:tc>
+          <w:tcPr>
+            <w:tcW w:type="dxa" w:w="660"/>
+            <w:tcBorders>
+              <w:top w:val="single" w:color="A6A6A6" w:sz="4"/>
+              <w:left w:val="single" w:color="A6A6A6" w:sz="4"/>
+              <w:bottom w:val="single" w:color="A6A6A6" w:sz="4"/>
+              <w:right w:val="single" w:color="A6A6A6" w:sz="4"/>
+            </w:tcBorders>
+            <w:tcMar>
+              <w:top w:type="dxa" w:w="60"/>
+              <w:left w:type="dxa" w:w="100"/>
+              <w:bottom w:type="dxa" w:w="60"/>
+              <w:right w:type="dxa" w:w="100"/>
+            </w:tcMar>
+            <w:vAlign w:val="top"/>
+          </w:tcPr>
+          <w:p>
+            <w:pPr>
+              <w:spacing w:after="20" w:line="270"/>
+            </w:pPr>
+            <w:r>
+              <w:rPr>
+                <w:rFonts w:ascii="Arial" w:cs="Arial" w:eastAsia="Arial" w:hAnsi="Arial"/>
+                <w:sz w:val="19"/>
+                <w:szCs w:val="19"/>
+              </w:rPr>
+              <w:t xml:space="preserve">4</w:t>
+            </w:r>
+          </w:p>
+        </w:tc>
+        <w:tc>
+          <w:tcPr>
+            <w:tcW w:type="dxa" w:w="1100"/>
+            <w:tcBorders>
+              <w:top w:val="single" w:color="A6A6A6" w:sz="4"/>
+              <w:left w:val="single" w:color="A6A6A6" w:sz="4"/>
+              <w:bottom w:val="single" w:color="A6A6A6" w:sz="4"/>
+              <w:right w:val="single" w:color="A6A6A6" w:sz="4"/>
+            </w:tcBorders>
+            <w:tcMar>
+              <w:top w:type="dxa" w:w="60"/>
+              <w:left w:type="dxa" w:w="100"/>
+              <w:bottom w:type="dxa" w:w="60"/>
+              <w:right w:type="dxa" w:w="100"/>
+            </w:tcMar>
+            <w:vAlign w:val="top"/>
+          </w:tcPr>
+          <w:p>
+            <w:pPr>
+              <w:spacing w:after="20" w:line="270"/>
+            </w:pPr>
+            <w:r>
+              <w:rPr>
+                <w:rFonts w:ascii="Arial" w:cs="Arial" w:eastAsia="Arial" w:hAnsi="Arial"/>
+                <w:sz w:val="19"/>
+                <w:szCs w:val="19"/>
+              </w:rPr>
+              <w:t xml:space="preserve">Kế toán</w:t>
+            </w:r>
+          </w:p>
+        </w:tc>
+        <w:tc>
+          <w:tcPr>
+            <w:tcW w:type="dxa" w:w="3377"/>
+            <w:tcBorders>
+              <w:top w:val="single" w:color="A6A6A6" w:sz="4"/>
+              <w:left w:val="single" w:color="A6A6A6" w:sz="4"/>
+              <w:bottom w:val="single" w:color="A6A6A6" w:sz="4"/>
+              <w:right w:val="single" w:color="A6A6A6" w:sz="4"/>
+            </w:tcBorders>
+            <w:tcMar>
+              <w:top w:type="dxa" w:w="60"/>
+              <w:left w:type="dxa" w:w="100"/>
+              <w:bottom w:type="dxa" w:w="60"/>
+              <w:right w:type="dxa" w:w="100"/>
+            </w:tcMar>
+            <w:vAlign w:val="top"/>
+          </w:tcPr>
+          <w:p>
+            <w:pPr>
+              <w:spacing w:after="20" w:line="270"/>
+            </w:pPr>
+            <w:r>
+              <w:rPr>
+                <w:rFonts w:ascii="Arial" w:cs="Arial" w:eastAsia="Arial" w:hAnsi="Arial"/>
+                <w:sz w:val="19"/>
+                <w:szCs w:val="19"/>
+              </w:rPr>
+              <w:t xml:space="preserve">Thẻ "Khoá sổ kỳ kế toán": chọn "Khoá sổ đến ngày" rồi bấm Khoá sổ; hoặc Bỏ khoá sổ.</w:t>
+            </w:r>
+          </w:p>
+        </w:tc>
+        <w:tc>
+          <w:tcPr>
+            <w:tcW w:type="dxa" w:w="4501"/>
+            <w:tcBorders>
+              <w:top w:val="single" w:color="A6A6A6" w:sz="4"/>
+              <w:left w:val="single" w:color="A6A6A6" w:sz="4"/>
+              <w:bottom w:val="single" w:color="A6A6A6" w:sz="4"/>
+              <w:right w:val="single" w:color="A6A6A6" w:sz="4"/>
+            </w:tcBorders>
+            <w:tcMar>
+              <w:top w:type="dxa" w:w="60"/>
+              <w:left w:type="dxa" w:w="100"/>
+              <w:bottom w:type="dxa" w:w="60"/>
+              <w:right w:type="dxa" w:w="100"/>
+            </w:tcMar>
+            <w:vAlign w:val="top"/>
+          </w:tcPr>
+          <w:p>
+            <w:pPr>
+              <w:spacing w:after="20" w:line="270"/>
+            </w:pPr>
+            <w:r>
+              <w:rPr>
+                <w:rFonts w:ascii="Arial" w:cs="Arial" w:eastAsia="Arial" w:hAnsi="Arial"/>
+                <w:sz w:val="19"/>
+                <w:szCs w:val="19"/>
+              </w:rPr>
+              <w:t xml:space="preserve">Mọi chứng từ có ngày từ ngày đó trở về trước không lập thêm và không huỷ được.</w:t>
+            </w:r>
+          </w:p>
+        </w:tc>
+      </w:tr>
+      <w:tr>
+        <w:trPr>
+          <w:cantSplit/>
+        </w:trPr>
+        <w:tc>
+          <w:tcPr>
+            <w:tcW w:type="dxa" w:w="660"/>
+            <w:tcBorders>
+              <w:top w:val="single" w:color="A6A6A6" w:sz="4"/>
+              <w:left w:val="single" w:color="A6A6A6" w:sz="4"/>
+              <w:bottom w:val="single" w:color="A6A6A6" w:sz="4"/>
+              <w:right w:val="single" w:color="A6A6A6" w:sz="4"/>
+            </w:tcBorders>
+            <w:tcMar>
+              <w:top w:type="dxa" w:w="60"/>
+              <w:left w:type="dxa" w:w="100"/>
+              <w:bottom w:type="dxa" w:w="60"/>
+              <w:right w:type="dxa" w:w="100"/>
+            </w:tcMar>
+            <w:vAlign w:val="top"/>
+          </w:tcPr>
+          <w:p>
+            <w:pPr>
+              <w:spacing w:after="20" w:line="270"/>
+            </w:pPr>
+            <w:r>
+              <w:rPr>
+                <w:rFonts w:ascii="Arial" w:cs="Arial" w:eastAsia="Arial" w:hAnsi="Arial"/>
+                <w:sz w:val="19"/>
+                <w:szCs w:val="19"/>
+              </w:rPr>
+              <w:t xml:space="preserve">5</w:t>
+            </w:r>
+          </w:p>
+        </w:tc>
+        <w:tc>
+          <w:tcPr>
+            <w:tcW w:type="dxa" w:w="1100"/>
+            <w:tcBorders>
+              <w:top w:val="single" w:color="A6A6A6" w:sz="4"/>
+              <w:left w:val="single" w:color="A6A6A6" w:sz="4"/>
+              <w:bottom w:val="single" w:color="A6A6A6" w:sz="4"/>
+              <w:right w:val="single" w:color="A6A6A6" w:sz="4"/>
+            </w:tcBorders>
+            <w:tcMar>
+              <w:top w:type="dxa" w:w="60"/>
+              <w:left w:type="dxa" w:w="100"/>
+              <w:bottom w:type="dxa" w:w="60"/>
+              <w:right w:type="dxa" w:w="100"/>
+            </w:tcMar>
+            <w:vAlign w:val="top"/>
+          </w:tcPr>
+          <w:p>
+            <w:pPr>
+              <w:spacing w:after="20" w:line="270"/>
+            </w:pPr>
+            <w:r>
+              <w:rPr>
+                <w:rFonts w:ascii="Arial" w:cs="Arial" w:eastAsia="Arial" w:hAnsi="Arial"/>
+                <w:sz w:val="19"/>
+                <w:szCs w:val="19"/>
+              </w:rPr>
+              <w:t xml:space="preserve">Quản lý</w:t>
+            </w:r>
+          </w:p>
+        </w:tc>
+        <w:tc>
+          <w:tcPr>
+            <w:tcW w:type="dxa" w:w="3377"/>
+            <w:tcBorders>
+              <w:top w:val="single" w:color="A6A6A6" w:sz="4"/>
+              <w:left w:val="single" w:color="A6A6A6" w:sz="4"/>
+              <w:bottom w:val="single" w:color="A6A6A6" w:sz="4"/>
+              <w:right w:val="single" w:color="A6A6A6" w:sz="4"/>
+            </w:tcBorders>
+            <w:tcMar>
+              <w:top w:type="dxa" w:w="60"/>
+              <w:left w:type="dxa" w:w="100"/>
+              <w:bottom w:type="dxa" w:w="60"/>
+              <w:right w:type="dxa" w:w="100"/>
+            </w:tcMar>
+            <w:vAlign w:val="top"/>
+          </w:tcPr>
+          <w:p>
+            <w:pPr>
+              <w:spacing w:after="20" w:line="270"/>
+            </w:pPr>
+            <w:r>
+              <w:rPr>
+                <w:rFonts w:ascii="Arial" w:cs="Arial" w:eastAsia="Arial" w:hAnsi="Arial"/>
+                <w:sz w:val="19"/>
+                <w:szCs w:val="19"/>
+              </w:rPr>
+              <w:t xml:space="preserve">Thẻ "Xuất kho": bật / tắt "Cho xuất quá số tồn".</w:t>
+            </w:r>
+          </w:p>
+        </w:tc>
+        <w:tc>
+          <w:tcPr>
+            <w:tcW w:type="dxa" w:w="4501"/>
+            <w:tcBorders>
+              <w:top w:val="single" w:color="A6A6A6" w:sz="4"/>
+              <w:left w:val="single" w:color="A6A6A6" w:sz="4"/>
+              <w:bottom w:val="single" w:color="A6A6A6" w:sz="4"/>
+              <w:right w:val="single" w:color="A6A6A6" w:sz="4"/>
+            </w:tcBorders>
+            <w:tcMar>
+              <w:top w:type="dxa" w:w="60"/>
+              <w:left w:type="dxa" w:w="100"/>
+              <w:bottom w:type="dxa" w:w="60"/>
+              <w:right w:type="dxa" w:w="100"/>
+            </w:tcMar>
+            <w:vAlign w:val="top"/>
+          </w:tcPr>
+          <w:p>
+            <w:pPr>
+              <w:spacing w:after="20" w:line="270"/>
+            </w:pPr>
+            <w:r>
+              <w:rPr>
+                <w:rFonts w:ascii="Arial" w:cs="Arial" w:eastAsia="Arial" w:hAnsi="Arial"/>
+                <w:sz w:val="19"/>
+                <w:szCs w:val="19"/>
+              </w:rPr>
+              <w:t xml:space="preserve">Bật (mặc định): xuất vượt tồn chỉ cảnh báo. Tắt: mọi chứng từ làm tồn âm bị từ chối, trừ người có quyền Xuất vượt tồn kho.</w:t>
             </w:r>
           </w:p>
         </w:tc>
       </w:tr>
     </w:tbl>
+    <w:p>
+      <w:pPr>
+        <w:spacing w:after="60"/>
+      </w:pPr>
+    </w:p>
     <w:p>
       <w:pPr>
         <w:pStyle w:val="Heading1"/>
@@ -1464,8 +1781,8 @@
         </w:tblBorders>
       </w:tblPr>
       <w:tblGrid>
-        <w:gridCol w:w="2409"/>
-        <w:gridCol w:w="7229"/>
+        <w:gridCol w:w="1430"/>
+        <w:gridCol w:w="8208"/>
       </w:tblGrid>
       <w:tr>
         <w:trPr>
@@ -1474,7 +1791,7 @@
         </w:trPr>
         <w:tc>
           <w:tcPr>
-            <w:tcW w:type="dxa" w:w="2409"/>
+            <w:tcW w:type="dxa" w:w="1430"/>
             <w:tcBorders>
               <w:top w:val="single" w:color="A6A6A6" w:sz="4"/>
               <w:left w:val="single" w:color="A6A6A6" w:sz="4"/>
@@ -1508,7 +1825,7 @@
         </w:tc>
         <w:tc>
           <w:tcPr>
-            <w:tcW w:type="dxa" w:w="7229"/>
+            <w:tcW w:type="dxa" w:w="8208"/>
             <w:tcBorders>
               <w:top w:val="single" w:color="A6A6A6" w:sz="4"/>
               <w:left w:val="single" w:color="A6A6A6" w:sz="4"/>
@@ -1547,7 +1864,7 @@
         </w:trPr>
         <w:tc>
           <w:tcPr>
-            <w:tcW w:type="dxa" w:w="2409"/>
+            <w:tcW w:type="dxa" w:w="1430"/>
             <w:tcBorders>
               <w:top w:val="single" w:color="A6A6A6" w:sz="4"/>
               <w:left w:val="single" w:color="A6A6A6" w:sz="4"/>
@@ -1578,7 +1895,7 @@
         </w:tc>
         <w:tc>
           <w:tcPr>
-            <w:tcW w:type="dxa" w:w="7229"/>
+            <w:tcW w:type="dxa" w:w="8208"/>
             <w:tcBorders>
               <w:top w:val="single" w:color="A6A6A6" w:sz="4"/>
               <w:left w:val="single" w:color="A6A6A6" w:sz="4"/>
@@ -1614,7 +1931,7 @@
         </w:trPr>
         <w:tc>
           <w:tcPr>
-            <w:tcW w:type="dxa" w:w="2409"/>
+            <w:tcW w:type="dxa" w:w="1430"/>
             <w:tcBorders>
               <w:top w:val="single" w:color="A6A6A6" w:sz="4"/>
               <w:left w:val="single" w:color="A6A6A6" w:sz="4"/>
@@ -1645,7 +1962,7 @@
         </w:tc>
         <w:tc>
           <w:tcPr>
-            <w:tcW w:type="dxa" w:w="7229"/>
+            <w:tcW w:type="dxa" w:w="8208"/>
             <w:tcBorders>
               <w:top w:val="single" w:color="A6A6A6" w:sz="4"/>
               <w:left w:val="single" w:color="A6A6A6" w:sz="4"/>
@@ -1681,7 +1998,7 @@
         </w:trPr>
         <w:tc>
           <w:tcPr>
-            <w:tcW w:type="dxa" w:w="2409"/>
+            <w:tcW w:type="dxa" w:w="1430"/>
             <w:tcBorders>
               <w:top w:val="single" w:color="A6A6A6" w:sz="4"/>
               <w:left w:val="single" w:color="A6A6A6" w:sz="4"/>
@@ -1712,7 +2029,7 @@
         </w:tc>
         <w:tc>
           <w:tcPr>
-            <w:tcW w:type="dxa" w:w="7229"/>
+            <w:tcW w:type="dxa" w:w="8208"/>
             <w:tcBorders>
               <w:top w:val="single" w:color="A6A6A6" w:sz="4"/>
               <w:left w:val="single" w:color="A6A6A6" w:sz="4"/>
@@ -1748,7 +2065,141 @@
         </w:trPr>
         <w:tc>
           <w:tcPr>
-            <w:tcW w:type="dxa" w:w="2409"/>
+            <w:tcW w:type="dxa" w:w="1430"/>
+            <w:tcBorders>
+              <w:top w:val="single" w:color="A6A6A6" w:sz="4"/>
+              <w:left w:val="single" w:color="A6A6A6" w:sz="4"/>
+              <w:bottom w:val="single" w:color="A6A6A6" w:sz="4"/>
+              <w:right w:val="single" w:color="A6A6A6" w:sz="4"/>
+            </w:tcBorders>
+            <w:tcMar>
+              <w:top w:type="dxa" w:w="60"/>
+              <w:left w:type="dxa" w:w="100"/>
+              <w:bottom w:type="dxa" w:w="60"/>
+              <w:right w:type="dxa" w:w="100"/>
+            </w:tcMar>
+            <w:vAlign w:val="top"/>
+          </w:tcPr>
+          <w:p>
+            <w:pPr>
+              <w:spacing w:after="20" w:line="270"/>
+            </w:pPr>
+            <w:r>
+              <w:rPr>
+                <w:rFonts w:ascii="Arial" w:cs="Arial" w:eastAsia="Arial" w:hAnsi="Arial"/>
+                <w:sz w:val="19"/>
+                <w:szCs w:val="19"/>
+              </w:rPr>
+              <w:t xml:space="preserve">Khoá sổ kỳ kế toán</w:t>
+            </w:r>
+          </w:p>
+        </w:tc>
+        <w:tc>
+          <w:tcPr>
+            <w:tcW w:type="dxa" w:w="8208"/>
+            <w:tcBorders>
+              <w:top w:val="single" w:color="A6A6A6" w:sz="4"/>
+              <w:left w:val="single" w:color="A6A6A6" w:sz="4"/>
+              <w:bottom w:val="single" w:color="A6A6A6" w:sz="4"/>
+              <w:right w:val="single" w:color="A6A6A6" w:sz="4"/>
+            </w:tcBorders>
+            <w:tcMar>
+              <w:top w:type="dxa" w:w="60"/>
+              <w:left w:type="dxa" w:w="100"/>
+              <w:bottom w:type="dxa" w:w="60"/>
+              <w:right w:type="dxa" w:w="100"/>
+            </w:tcMar>
+            <w:vAlign w:val="top"/>
+          </w:tcPr>
+          <w:p>
+            <w:pPr>
+              <w:spacing w:after="20" w:line="270"/>
+            </w:pPr>
+            <w:r>
+              <w:rPr>
+                <w:rFonts w:ascii="Arial" w:cs="Arial" w:eastAsia="Arial" w:hAnsi="Arial"/>
+                <w:sz w:val="19"/>
+                <w:szCs w:val="19"/>
+              </w:rPr>
+              <w:t xml:space="preserve">Ngày khoá hiện tại, ô "Khoá sổ đến ngày", nút Khoá sổ / Bỏ khoá sổ (không bị thanh Lưu che, thẳng hàng với ô ngày).</w:t>
+            </w:r>
+          </w:p>
+        </w:tc>
+      </w:tr>
+      <w:tr>
+        <w:trPr>
+          <w:cantSplit/>
+        </w:trPr>
+        <w:tc>
+          <w:tcPr>
+            <w:tcW w:type="dxa" w:w="1430"/>
+            <w:tcBorders>
+              <w:top w:val="single" w:color="A6A6A6" w:sz="4"/>
+              <w:left w:val="single" w:color="A6A6A6" w:sz="4"/>
+              <w:bottom w:val="single" w:color="A6A6A6" w:sz="4"/>
+              <w:right w:val="single" w:color="A6A6A6" w:sz="4"/>
+            </w:tcBorders>
+            <w:tcMar>
+              <w:top w:type="dxa" w:w="60"/>
+              <w:left w:type="dxa" w:w="100"/>
+              <w:bottom w:type="dxa" w:w="60"/>
+              <w:right w:type="dxa" w:w="100"/>
+            </w:tcMar>
+            <w:vAlign w:val="top"/>
+          </w:tcPr>
+          <w:p>
+            <w:pPr>
+              <w:spacing w:after="20" w:line="270"/>
+            </w:pPr>
+            <w:r>
+              <w:rPr>
+                <w:rFonts w:ascii="Arial" w:cs="Arial" w:eastAsia="Arial" w:hAnsi="Arial"/>
+                <w:sz w:val="19"/>
+                <w:szCs w:val="19"/>
+              </w:rPr>
+              <w:t xml:space="preserve">Xuất kho</w:t>
+            </w:r>
+          </w:p>
+        </w:tc>
+        <w:tc>
+          <w:tcPr>
+            <w:tcW w:type="dxa" w:w="8208"/>
+            <w:tcBorders>
+              <w:top w:val="single" w:color="A6A6A6" w:sz="4"/>
+              <w:left w:val="single" w:color="A6A6A6" w:sz="4"/>
+              <w:bottom w:val="single" w:color="A6A6A6" w:sz="4"/>
+              <w:right w:val="single" w:color="A6A6A6" w:sz="4"/>
+            </w:tcBorders>
+            <w:tcMar>
+              <w:top w:type="dxa" w:w="60"/>
+              <w:left w:type="dxa" w:w="100"/>
+              <w:bottom w:type="dxa" w:w="60"/>
+              <w:right w:type="dxa" w:w="100"/>
+            </w:tcMar>
+            <w:vAlign w:val="top"/>
+          </w:tcPr>
+          <w:p>
+            <w:pPr>
+              <w:spacing w:after="20" w:line="270"/>
+            </w:pPr>
+            <w:r>
+              <w:rPr>
+                <w:rFonts w:ascii="Arial" w:cs="Arial" w:eastAsia="Arial" w:hAnsi="Arial"/>
+                <w:sz w:val="19"/>
+                <w:szCs w:val="19"/>
+              </w:rPr>
+              <w:t xml:space="preserve">Công tắc "Cho xuất quá số tồn" kèm giải thích tác động.</w:t>
+            </w:r>
+          </w:p>
+        </w:tc>
+      </w:tr>
+      <w:tr>
+        <w:trPr>
+          <w:cantSplit/>
+        </w:trPr>
+        <w:tc>
+          <w:tcPr>
+            <w:tcW w:type="dxa" w:w="1430"/>
             <w:tcBorders>
               <w:top w:val="single" w:color="A6A6A6" w:sz="4"/>
               <w:left w:val="single" w:color="A6A6A6" w:sz="4"/>
@@ -1779,7 +2230,7 @@
         </w:tc>
         <w:tc>
           <w:tcPr>
-            <w:tcW w:type="dxa" w:w="7229"/>
+            <w:tcW w:type="dxa" w:w="8208"/>
             <w:tcBorders>
               <w:top w:val="single" w:color="A6A6A6" w:sz="4"/>
               <w:left w:val="single" w:color="A6A6A6" w:sz="4"/>
@@ -1810,6 +2261,11 @@
         </w:tc>
       </w:tr>
     </w:tbl>
+    <w:p>
+      <w:pPr>
+        <w:spacing w:after="60"/>
+      </w:pPr>
+    </w:p>
     <w:p>
       <w:pPr>
         <w:pStyle w:val="Heading1"/>
@@ -1833,7 +2289,7 @@
         <w:pStyle w:val="ListParagraph"/>
         <w:numPr>
           <w:ilvl w:val="0"/>
-          <w:numId w:val="3"/>
+          <w:numId w:val="2"/>
         </w:numPr>
         <w:spacing w:after="70" w:line="290"/>
       </w:pPr>
@@ -1869,7 +2325,7 @@
         <w:pStyle w:val="ListParagraph"/>
         <w:numPr>
           <w:ilvl w:val="0"/>
-          <w:numId w:val="3"/>
+          <w:numId w:val="2"/>
         </w:numPr>
         <w:spacing w:after="70" w:line="290"/>
       </w:pPr>
@@ -1887,7 +2343,7 @@
         <w:pStyle w:val="ListParagraph"/>
         <w:numPr>
           <w:ilvl w:val="0"/>
-          <w:numId w:val="3"/>
+          <w:numId w:val="2"/>
         </w:numPr>
         <w:spacing w:after="70" w:line="290"/>
       </w:pPr>
@@ -1923,7 +2379,7 @@
         <w:pStyle w:val="ListParagraph"/>
         <w:numPr>
           <w:ilvl w:val="0"/>
-          <w:numId w:val="3"/>
+          <w:numId w:val="2"/>
         </w:numPr>
         <w:spacing w:after="70" w:line="290"/>
       </w:pPr>
@@ -1941,7 +2397,7 @@
         <w:pStyle w:val="ListParagraph"/>
         <w:numPr>
           <w:ilvl w:val="0"/>
-          <w:numId w:val="3"/>
+          <w:numId w:val="2"/>
         </w:numPr>
         <w:spacing w:after="70" w:line="290"/>
       </w:pPr>
@@ -1951,7 +2407,63 @@
           <w:sz w:val="21"/>
           <w:szCs w:val="21"/>
         </w:rPr>
-        <w:t xml:space="preserve">Thông tin được lưu ở máy chủ, dùng chung cho mọi người dùng của công ty; lưu khi bấm Lưu thay đổi, không tự lưu khi gõ. Logo tải lên hiện cả ở góc trên menu trái (tự cắt phần lề trắng thừa) và trên phiếu in.</w:t>
+        <w:t xml:space="preserve">Thông tin được lưu ở máy chủ, dùng chung cho mọi người dùng của công ty; lưu khi bấm Lưu thay đổi, không tự lưu khi gõ. Logo tải lên hiện cả ở góc trên menu trái (tự cắt phần lề trắng thừa), màn khởi động / đăng nhập và trên phiếu in.</w:t>
+      </w:r>
+    </w:p>
+    <w:p>
+      <w:pPr>
+        <w:pStyle w:val="ListParagraph"/>
+        <w:numPr>
+          <w:ilvl w:val="0"/>
+          <w:numId w:val="2"/>
+        </w:numPr>
+        <w:spacing w:after="70" w:line="290"/>
+      </w:pPr>
+      <w:r>
+        <w:rPr>
+          <w:rFonts w:ascii="Arial" w:cs="Arial" w:eastAsia="Arial" w:hAnsi="Arial"/>
+          <w:b/>
+          <w:bCs/>
+          <w:sz w:val="21"/>
+          <w:szCs w:val="21"/>
+        </w:rPr>
+        <w:t xml:space="preserve">Khoá sổ:</w:t>
+      </w:r>
+      <w:r>
+        <w:rPr>
+          <w:rFonts w:ascii="Arial" w:cs="Arial" w:eastAsia="Arial" w:hAnsi="Arial"/>
+          <w:sz w:val="21"/>
+          <w:szCs w:val="21"/>
+        </w:rPr>
+        <w:t xml:space="preserve"> chứng từ có ngày ≤ ngày khoá không lập / huỷ được — mọi phiếu kho, giao hàng, nhận hàng, trả hàng bán / mua, phiếu thu chi, thu tiền ngay, chốt giao, sản xuất. Số liệu kỳ đã báo cáo giữ nguyên. Khoá / bỏ khoá ghi vào Nhật ký.</w:t>
+      </w:r>
+    </w:p>
+    <w:p>
+      <w:pPr>
+        <w:pStyle w:val="ListParagraph"/>
+        <w:numPr>
+          <w:ilvl w:val="0"/>
+          <w:numId w:val="2"/>
+        </w:numPr>
+        <w:spacing w:after="70" w:line="290"/>
+      </w:pPr>
+      <w:r>
+        <w:rPr>
+          <w:rFonts w:ascii="Arial" w:cs="Arial" w:eastAsia="Arial" w:hAnsi="Arial"/>
+          <w:b/>
+          <w:bCs/>
+          <w:sz w:val="21"/>
+          <w:szCs w:val="21"/>
+        </w:rPr>
+        <w:t xml:space="preserve">Cho xuất quá số tồn</w:t>
+      </w:r>
+      <w:r>
+        <w:rPr>
+          <w:rFonts w:ascii="Arial" w:cs="Arial" w:eastAsia="Arial" w:hAnsi="Arial"/>
+          <w:sz w:val="21"/>
+          <w:szCs w:val="21"/>
+        </w:rPr>
+        <w:t xml:space="preserve"> (mặc định bật) áp cho mọi chứng từ làm giảm tồn: giao hàng, xuất chuyến, vật tư sản xuất, phiếu kho lập tay, huỷ phiếu nhập.</w:t>
       </w:r>
     </w:p>
     <w:p>
@@ -1985,9 +2497,9 @@
         </w:tblBorders>
       </w:tblPr>
       <w:tblGrid>
-        <w:gridCol w:w="2409"/>
-        <w:gridCol w:w="2007"/>
-        <w:gridCol w:w="5222"/>
+        <w:gridCol w:w="3657"/>
+        <w:gridCol w:w="1806"/>
+        <w:gridCol w:w="4175"/>
       </w:tblGrid>
       <w:tr>
         <w:trPr>
@@ -1996,7 +2508,7 @@
         </w:trPr>
         <w:tc>
           <w:tcPr>
-            <w:tcW w:type="dxa" w:w="2409"/>
+            <w:tcW w:type="dxa" w:w="3657"/>
             <w:tcBorders>
               <w:top w:val="single" w:color="A6A6A6" w:sz="4"/>
               <w:left w:val="single" w:color="A6A6A6" w:sz="4"/>
@@ -2030,7 +2542,7 @@
         </w:tc>
         <w:tc>
           <w:tcPr>
-            <w:tcW w:type="dxa" w:w="2007"/>
+            <w:tcW w:type="dxa" w:w="1806"/>
             <w:tcBorders>
               <w:top w:val="single" w:color="A6A6A6" w:sz="4"/>
               <w:left w:val="single" w:color="A6A6A6" w:sz="4"/>
@@ -2064,7 +2576,7 @@
         </w:tc>
         <w:tc>
           <w:tcPr>
-            <w:tcW w:type="dxa" w:w="5222"/>
+            <w:tcW w:type="dxa" w:w="4175"/>
             <w:tcBorders>
               <w:top w:val="single" w:color="A6A6A6" w:sz="4"/>
               <w:left w:val="single" w:color="A6A6A6" w:sz="4"/>
@@ -2103,7 +2615,7 @@
         </w:trPr>
         <w:tc>
           <w:tcPr>
-            <w:tcW w:type="dxa" w:w="2409"/>
+            <w:tcW w:type="dxa" w:w="3657"/>
             <w:tcBorders>
               <w:top w:val="single" w:color="A6A6A6" w:sz="4"/>
               <w:left w:val="single" w:color="A6A6A6" w:sz="4"/>
@@ -2134,7 +2646,7 @@
         </w:tc>
         <w:tc>
           <w:tcPr>
-            <w:tcW w:type="dxa" w:w="2007"/>
+            <w:tcW w:type="dxa" w:w="1806"/>
             <w:tcBorders>
               <w:top w:val="single" w:color="A6A6A6" w:sz="4"/>
               <w:left w:val="single" w:color="A6A6A6" w:sz="4"/>
@@ -2165,7 +2677,7 @@
         </w:tc>
         <w:tc>
           <w:tcPr>
-            <w:tcW w:type="dxa" w:w="5222"/>
+            <w:tcW w:type="dxa" w:w="4175"/>
             <w:tcBorders>
               <w:top w:val="single" w:color="A6A6A6" w:sz="4"/>
               <w:left w:val="single" w:color="A6A6A6" w:sz="4"/>
@@ -2201,7 +2713,7 @@
         </w:trPr>
         <w:tc>
           <w:tcPr>
-            <w:tcW w:type="dxa" w:w="2409"/>
+            <w:tcW w:type="dxa" w:w="3657"/>
             <w:tcBorders>
               <w:top w:val="single" w:color="A6A6A6" w:sz="4"/>
               <w:left w:val="single" w:color="A6A6A6" w:sz="4"/>
@@ -2232,7 +2744,7 @@
         </w:tc>
         <w:tc>
           <w:tcPr>
-            <w:tcW w:type="dxa" w:w="2007"/>
+            <w:tcW w:type="dxa" w:w="1806"/>
             <w:tcBorders>
               <w:top w:val="single" w:color="A6A6A6" w:sz="4"/>
               <w:left w:val="single" w:color="A6A6A6" w:sz="4"/>
@@ -2263,7 +2775,7 @@
         </w:tc>
         <w:tc>
           <w:tcPr>
-            <w:tcW w:type="dxa" w:w="5222"/>
+            <w:tcW w:type="dxa" w:w="4175"/>
             <w:tcBorders>
               <w:top w:val="single" w:color="A6A6A6" w:sz="4"/>
               <w:left w:val="single" w:color="A6A6A6" w:sz="4"/>
@@ -2299,7 +2811,7 @@
         </w:trPr>
         <w:tc>
           <w:tcPr>
-            <w:tcW w:type="dxa" w:w="2409"/>
+            <w:tcW w:type="dxa" w:w="3657"/>
             <w:tcBorders>
               <w:top w:val="single" w:color="A6A6A6" w:sz="4"/>
               <w:left w:val="single" w:color="A6A6A6" w:sz="4"/>
@@ -2330,7 +2842,7 @@
         </w:tc>
         <w:tc>
           <w:tcPr>
-            <w:tcW w:type="dxa" w:w="2007"/>
+            <w:tcW w:type="dxa" w:w="1806"/>
             <w:tcBorders>
               <w:top w:val="single" w:color="A6A6A6" w:sz="4"/>
               <w:left w:val="single" w:color="A6A6A6" w:sz="4"/>
@@ -2361,7 +2873,7 @@
         </w:tc>
         <w:tc>
           <w:tcPr>
-            <w:tcW w:type="dxa" w:w="5222"/>
+            <w:tcW w:type="dxa" w:w="4175"/>
             <w:tcBorders>
               <w:top w:val="single" w:color="A6A6A6" w:sz="4"/>
               <w:left w:val="single" w:color="A6A6A6" w:sz="4"/>
@@ -2387,11 +2899,310 @@
                 <w:szCs w:val="19"/>
               </w:rPr>
               <w:t xml:space="preserve">Logo đã thu nhỏ (tuỳ chọn).</w:t>
+            </w:r>
+          </w:p>
+        </w:tc>
+      </w:tr>
+      <w:tr>
+        <w:trPr>
+          <w:cantSplit/>
+        </w:trPr>
+        <w:tc>
+          <w:tcPr>
+            <w:tcW w:type="dxa" w:w="3657"/>
+            <w:tcBorders>
+              <w:top w:val="single" w:color="A6A6A6" w:sz="4"/>
+              <w:left w:val="single" w:color="A6A6A6" w:sz="4"/>
+              <w:bottom w:val="single" w:color="A6A6A6" w:sz="4"/>
+              <w:right w:val="single" w:color="A6A6A6" w:sz="4"/>
+            </w:tcBorders>
+            <w:tcMar>
+              <w:top w:type="dxa" w:w="60"/>
+              <w:left w:type="dxa" w:w="100"/>
+              <w:bottom w:type="dxa" w:w="60"/>
+              <w:right w:type="dxa" w:w="100"/>
+            </w:tcMar>
+            <w:vAlign w:val="top"/>
+          </w:tcPr>
+          <w:p>
+            <w:pPr>
+              <w:spacing w:after="20" w:line="270"/>
+            </w:pPr>
+            <w:r>
+              <w:rPr>
+                <w:rFonts w:ascii="Arial" w:cs="Arial" w:eastAsia="Arial" w:hAnsi="Arial"/>
+                <w:sz w:val="19"/>
+                <w:szCs w:val="19"/>
+              </w:rPr>
+              <w:t xml:space="preserve">lockDate</w:t>
+            </w:r>
+          </w:p>
+        </w:tc>
+        <w:tc>
+          <w:tcPr>
+            <w:tcW w:type="dxa" w:w="1806"/>
+            <w:tcBorders>
+              <w:top w:val="single" w:color="A6A6A6" w:sz="4"/>
+              <w:left w:val="single" w:color="A6A6A6" w:sz="4"/>
+              <w:bottom w:val="single" w:color="A6A6A6" w:sz="4"/>
+              <w:right w:val="single" w:color="A6A6A6" w:sz="4"/>
+            </w:tcBorders>
+            <w:tcMar>
+              <w:top w:type="dxa" w:w="60"/>
+              <w:left w:type="dxa" w:w="100"/>
+              <w:bottom w:type="dxa" w:w="60"/>
+              <w:right w:type="dxa" w:w="100"/>
+            </w:tcMar>
+            <w:vAlign w:val="top"/>
+          </w:tcPr>
+          <w:p>
+            <w:pPr>
+              <w:spacing w:after="20" w:line="270"/>
+            </w:pPr>
+            <w:r>
+              <w:rPr>
+                <w:rFonts w:ascii="Arial" w:cs="Arial" w:eastAsia="Arial" w:hAnsi="Arial"/>
+                <w:sz w:val="19"/>
+                <w:szCs w:val="19"/>
+              </w:rPr>
+              <w:t xml:space="preserve">Ngày</w:t>
+            </w:r>
+          </w:p>
+        </w:tc>
+        <w:tc>
+          <w:tcPr>
+            <w:tcW w:type="dxa" w:w="4175"/>
+            <w:tcBorders>
+              <w:top w:val="single" w:color="A6A6A6" w:sz="4"/>
+              <w:left w:val="single" w:color="A6A6A6" w:sz="4"/>
+              <w:bottom w:val="single" w:color="A6A6A6" w:sz="4"/>
+              <w:right w:val="single" w:color="A6A6A6" w:sz="4"/>
+            </w:tcBorders>
+            <w:tcMar>
+              <w:top w:type="dxa" w:w="60"/>
+              <w:left w:type="dxa" w:w="100"/>
+              <w:bottom w:type="dxa" w:w="60"/>
+              <w:right w:type="dxa" w:w="100"/>
+            </w:tcMar>
+            <w:vAlign w:val="top"/>
+          </w:tcPr>
+          <w:p>
+            <w:pPr>
+              <w:spacing w:after="20" w:line="270"/>
+            </w:pPr>
+            <w:r>
+              <w:rPr>
+                <w:rFonts w:ascii="Arial" w:cs="Arial" w:eastAsia="Arial" w:hAnsi="Arial"/>
+                <w:sz w:val="19"/>
+                <w:szCs w:val="19"/>
+              </w:rPr>
+              <w:t xml:space="preserve">Khoá sổ đến ngày; trống = chưa khoá.</w:t>
+            </w:r>
+          </w:p>
+        </w:tc>
+      </w:tr>
+      <w:tr>
+        <w:trPr>
+          <w:cantSplit/>
+        </w:trPr>
+        <w:tc>
+          <w:tcPr>
+            <w:tcW w:type="dxa" w:w="3657"/>
+            <w:tcBorders>
+              <w:top w:val="single" w:color="A6A6A6" w:sz="4"/>
+              <w:left w:val="single" w:color="A6A6A6" w:sz="4"/>
+              <w:bottom w:val="single" w:color="A6A6A6" w:sz="4"/>
+              <w:right w:val="single" w:color="A6A6A6" w:sz="4"/>
+            </w:tcBorders>
+            <w:tcMar>
+              <w:top w:type="dxa" w:w="60"/>
+              <w:left w:type="dxa" w:w="100"/>
+              <w:bottom w:type="dxa" w:w="60"/>
+              <w:right w:type="dxa" w:w="100"/>
+            </w:tcMar>
+            <w:vAlign w:val="top"/>
+          </w:tcPr>
+          <w:p>
+            <w:pPr>
+              <w:spacing w:after="20" w:line="270"/>
+            </w:pPr>
+            <w:r>
+              <w:rPr>
+                <w:rFonts w:ascii="Arial" w:cs="Arial" w:eastAsia="Arial" w:hAnsi="Arial"/>
+                <w:sz w:val="19"/>
+                <w:szCs w:val="19"/>
+              </w:rPr>
+              <w:t xml:space="preserve">allowNegativeStock</w:t>
+            </w:r>
+          </w:p>
+        </w:tc>
+        <w:tc>
+          <w:tcPr>
+            <w:tcW w:type="dxa" w:w="1806"/>
+            <w:tcBorders>
+              <w:top w:val="single" w:color="A6A6A6" w:sz="4"/>
+              <w:left w:val="single" w:color="A6A6A6" w:sz="4"/>
+              <w:bottom w:val="single" w:color="A6A6A6" w:sz="4"/>
+              <w:right w:val="single" w:color="A6A6A6" w:sz="4"/>
+            </w:tcBorders>
+            <w:tcMar>
+              <w:top w:type="dxa" w:w="60"/>
+              <w:left w:type="dxa" w:w="100"/>
+              <w:bottom w:type="dxa" w:w="60"/>
+              <w:right w:type="dxa" w:w="100"/>
+            </w:tcMar>
+            <w:vAlign w:val="top"/>
+          </w:tcPr>
+          <w:p>
+            <w:pPr>
+              <w:spacing w:after="20" w:line="270"/>
+            </w:pPr>
+            <w:r>
+              <w:rPr>
+                <w:rFonts w:ascii="Arial" w:cs="Arial" w:eastAsia="Arial" w:hAnsi="Arial"/>
+                <w:sz w:val="19"/>
+                <w:szCs w:val="19"/>
+              </w:rPr>
+              <w:t xml:space="preserve">Cờ</w:t>
+            </w:r>
+          </w:p>
+        </w:tc>
+        <w:tc>
+          <w:tcPr>
+            <w:tcW w:type="dxa" w:w="4175"/>
+            <w:tcBorders>
+              <w:top w:val="single" w:color="A6A6A6" w:sz="4"/>
+              <w:left w:val="single" w:color="A6A6A6" w:sz="4"/>
+              <w:bottom w:val="single" w:color="A6A6A6" w:sz="4"/>
+              <w:right w:val="single" w:color="A6A6A6" w:sz="4"/>
+            </w:tcBorders>
+            <w:tcMar>
+              <w:top w:type="dxa" w:w="60"/>
+              <w:left w:type="dxa" w:w="100"/>
+              <w:bottom w:type="dxa" w:w="60"/>
+              <w:right w:type="dxa" w:w="100"/>
+            </w:tcMar>
+            <w:vAlign w:val="top"/>
+          </w:tcPr>
+          <w:p>
+            <w:pPr>
+              <w:spacing w:after="20" w:line="270"/>
+            </w:pPr>
+            <w:r>
+              <w:rPr>
+                <w:rFonts w:ascii="Arial" w:cs="Arial" w:eastAsia="Arial" w:hAnsi="Arial"/>
+                <w:sz w:val="19"/>
+                <w:szCs w:val="19"/>
+              </w:rPr>
+              <w:t xml:space="preserve">Cho xuất quá số tồn (mặc định bật).</w:t>
+            </w:r>
+          </w:p>
+        </w:tc>
+      </w:tr>
+      <w:tr>
+        <w:trPr>
+          <w:cantSplit/>
+        </w:trPr>
+        <w:tc>
+          <w:tcPr>
+            <w:tcW w:type="dxa" w:w="3657"/>
+            <w:tcBorders>
+              <w:top w:val="single" w:color="A6A6A6" w:sz="4"/>
+              <w:left w:val="single" w:color="A6A6A6" w:sz="4"/>
+              <w:bottom w:val="single" w:color="A6A6A6" w:sz="4"/>
+              <w:right w:val="single" w:color="A6A6A6" w:sz="4"/>
+            </w:tcBorders>
+            <w:tcMar>
+              <w:top w:type="dxa" w:w="60"/>
+              <w:left w:type="dxa" w:w="100"/>
+              <w:bottom w:type="dxa" w:w="60"/>
+              <w:right w:type="dxa" w:w="100"/>
+            </w:tcMar>
+            <w:vAlign w:val="top"/>
+          </w:tcPr>
+          <w:p>
+            <w:pPr>
+              <w:spacing w:after="20" w:line="270"/>
+            </w:pPr>
+            <w:r>
+              <w:rPr>
+                <w:rFonts w:ascii="Arial" w:cs="Arial" w:eastAsia="Arial" w:hAnsi="Arial"/>
+                <w:sz w:val="19"/>
+                <w:szCs w:val="19"/>
+              </w:rPr>
+              <w:t xml:space="preserve">displayColors</w:t>
+            </w:r>
+          </w:p>
+        </w:tc>
+        <w:tc>
+          <w:tcPr>
+            <w:tcW w:type="dxa" w:w="1806"/>
+            <w:tcBorders>
+              <w:top w:val="single" w:color="A6A6A6" w:sz="4"/>
+              <w:left w:val="single" w:color="A6A6A6" w:sz="4"/>
+              <w:bottom w:val="single" w:color="A6A6A6" w:sz="4"/>
+              <w:right w:val="single" w:color="A6A6A6" w:sz="4"/>
+            </w:tcBorders>
+            <w:tcMar>
+              <w:top w:type="dxa" w:w="60"/>
+              <w:left w:type="dxa" w:w="100"/>
+              <w:bottom w:type="dxa" w:w="60"/>
+              <w:right w:type="dxa" w:w="100"/>
+            </w:tcMar>
+            <w:vAlign w:val="top"/>
+          </w:tcPr>
+          <w:p>
+            <w:pPr>
+              <w:spacing w:after="20" w:line="270"/>
+            </w:pPr>
+            <w:r>
+              <w:rPr>
+                <w:rFonts w:ascii="Arial" w:cs="Arial" w:eastAsia="Arial" w:hAnsi="Arial"/>
+                <w:sz w:val="19"/>
+                <w:szCs w:val="19"/>
+              </w:rPr>
+              <w:t xml:space="preserve">Bộ màu</w:t>
+            </w:r>
+          </w:p>
+        </w:tc>
+        <w:tc>
+          <w:tcPr>
+            <w:tcW w:type="dxa" w:w="4175"/>
+            <w:tcBorders>
+              <w:top w:val="single" w:color="A6A6A6" w:sz="4"/>
+              <w:left w:val="single" w:color="A6A6A6" w:sz="4"/>
+              <w:bottom w:val="single" w:color="A6A6A6" w:sz="4"/>
+              <w:right w:val="single" w:color="A6A6A6" w:sz="4"/>
+            </w:tcBorders>
+            <w:tcMar>
+              <w:top w:type="dxa" w:w="60"/>
+              <w:left w:type="dxa" w:w="100"/>
+              <w:bottom w:type="dxa" w:w="60"/>
+              <w:right w:type="dxa" w:w="100"/>
+            </w:tcMar>
+            <w:vAlign w:val="top"/>
+          </w:tcPr>
+          <w:p>
+            <w:pPr>
+              <w:spacing w:after="20" w:line="270"/>
+            </w:pPr>
+            <w:r>
+              <w:rPr>
+                <w:rFonts w:ascii="Arial" w:cs="Arial" w:eastAsia="Arial" w:hAnsi="Arial"/>
+                <w:sz w:val="19"/>
+                <w:szCs w:val="19"/>
+              </w:rPr>
+              <w:t xml:space="preserve">Màu hiển thị đã đổi (ATL-24).</w:t>
             </w:r>
           </w:p>
         </w:tc>
       </w:tr>
     </w:tbl>
+    <w:p>
+      <w:pPr>
+        <w:spacing w:after="60"/>
+      </w:pPr>
+    </w:p>
     <w:p>
       <w:pPr>
         <w:pStyle w:val="Heading1"/>
@@ -2423,8 +3234,8 @@
         </w:tblBorders>
       </w:tblPr>
       <w:tblGrid>
-        <w:gridCol w:w="2610"/>
-        <w:gridCol w:w="7028"/>
+        <w:gridCol w:w="5613"/>
+        <w:gridCol w:w="4025"/>
       </w:tblGrid>
       <w:tr>
         <w:trPr>
@@ -2433,7 +3244,7 @@
         </w:trPr>
         <w:tc>
           <w:tcPr>
-            <w:tcW w:type="dxa" w:w="2610"/>
+            <w:tcW w:type="dxa" w:w="5613"/>
             <w:tcBorders>
               <w:top w:val="single" w:color="A6A6A6" w:sz="4"/>
               <w:left w:val="single" w:color="A6A6A6" w:sz="4"/>
@@ -2467,7 +3278,7 @@
         </w:tc>
         <w:tc>
           <w:tcPr>
-            <w:tcW w:type="dxa" w:w="7028"/>
+            <w:tcW w:type="dxa" w:w="4025"/>
             <w:tcBorders>
               <w:top w:val="single" w:color="A6A6A6" w:sz="4"/>
               <w:left w:val="single" w:color="A6A6A6" w:sz="4"/>
@@ -2506,7 +3317,7 @@
         </w:trPr>
         <w:tc>
           <w:tcPr>
-            <w:tcW w:type="dxa" w:w="2610"/>
+            <w:tcW w:type="dxa" w:w="5613"/>
             <w:tcBorders>
               <w:top w:val="single" w:color="A6A6A6" w:sz="4"/>
               <w:left w:val="single" w:color="A6A6A6" w:sz="4"/>
@@ -2537,7 +3348,7 @@
         </w:tc>
         <w:tc>
           <w:tcPr>
-            <w:tcW w:type="dxa" w:w="7028"/>
+            <w:tcW w:type="dxa" w:w="4025"/>
             <w:tcBorders>
               <w:top w:val="single" w:color="A6A6A6" w:sz="4"/>
               <w:left w:val="single" w:color="A6A6A6" w:sz="4"/>
@@ -2573,38 +3384,38 @@
         </w:trPr>
         <w:tc>
           <w:tcPr>
-            <w:tcW w:type="dxa" w:w="2610"/>
-            <w:tcBorders>
-              <w:top w:val="single" w:color="A6A6A6" w:sz="4"/>
-              <w:left w:val="single" w:color="A6A6A6" w:sz="4"/>
-              <w:bottom w:val="single" w:color="A6A6A6" w:sz="4"/>
-              <w:right w:val="single" w:color="A6A6A6" w:sz="4"/>
-            </w:tcBorders>
-            <w:tcMar>
-              <w:top w:type="dxa" w:w="60"/>
-              <w:left w:type="dxa" w:w="100"/>
-              <w:bottom w:type="dxa" w:w="60"/>
-              <w:right w:type="dxa" w:w="100"/>
-            </w:tcMar>
-            <w:vAlign w:val="top"/>
-          </w:tcPr>
-          <w:p>
-            <w:pPr>
-              <w:spacing w:after="20" w:line="270"/>
-            </w:pPr>
-            <w:r>
-              <w:rPr>
-                <w:rFonts w:ascii="Arial" w:cs="Arial" w:eastAsia="Arial" w:hAnsi="Arial"/>
-                <w:sz w:val="19"/>
-                <w:szCs w:val="19"/>
-              </w:rPr>
-              <w:t xml:space="preserve">Phiếu kho, Phiếu thu chi, Đơn hàng bán, Đơn nhập hàng, Chuyến giao hàng, Công nợ, Tuổi nợ</w:t>
-            </w:r>
-          </w:p>
-        </w:tc>
-        <w:tc>
-          <w:tcPr>
-            <w:tcW w:type="dxa" w:w="7028"/>
+            <w:tcW w:type="dxa" w:w="5613"/>
+            <w:tcBorders>
+              <w:top w:val="single" w:color="A6A6A6" w:sz="4"/>
+              <w:left w:val="single" w:color="A6A6A6" w:sz="4"/>
+              <w:bottom w:val="single" w:color="A6A6A6" w:sz="4"/>
+              <w:right w:val="single" w:color="A6A6A6" w:sz="4"/>
+            </w:tcBorders>
+            <w:tcMar>
+              <w:top w:type="dxa" w:w="60"/>
+              <w:left w:type="dxa" w:w="100"/>
+              <w:bottom w:type="dxa" w:w="60"/>
+              <w:right w:type="dxa" w:w="100"/>
+            </w:tcMar>
+            <w:vAlign w:val="top"/>
+          </w:tcPr>
+          <w:p>
+            <w:pPr>
+              <w:spacing w:after="20" w:line="270"/>
+            </w:pPr>
+            <w:r>
+              <w:rPr>
+                <w:rFonts w:ascii="Arial" w:cs="Arial" w:eastAsia="Arial" w:hAnsi="Arial"/>
+                <w:sz w:val="19"/>
+                <w:szCs w:val="19"/>
+              </w:rPr>
+              <w:t xml:space="preserve">Phiếu kho, Phiếu thu chi, Đơn hàng bán, Báo giá, Đơn nhập hàng, Chuyến giao hàng, Công nợ, Tuổi nợ, Hoá đơn xem trước</w:t>
+            </w:r>
+          </w:p>
+        </w:tc>
+        <w:tc>
+          <w:tcPr>
+            <w:tcW w:type="dxa" w:w="4025"/>
             <w:tcBorders>
               <w:top w:val="single" w:color="A6A6A6" w:sz="4"/>
               <w:left w:val="single" w:color="A6A6A6" w:sz="4"/>
@@ -2630,11 +3441,150 @@
                 <w:szCs w:val="19"/>
               </w:rPr>
               <w:t xml:space="preserve">Các bản in dùng tiêu đề công ty.</w:t>
+            </w:r>
+          </w:p>
+        </w:tc>
+      </w:tr>
+      <w:tr>
+        <w:trPr>
+          <w:cantSplit/>
+        </w:trPr>
+        <w:tc>
+          <w:tcPr>
+            <w:tcW w:type="dxa" w:w="5613"/>
+            <w:tcBorders>
+              <w:top w:val="single" w:color="A6A6A6" w:sz="4"/>
+              <w:left w:val="single" w:color="A6A6A6" w:sz="4"/>
+              <w:bottom w:val="single" w:color="A6A6A6" w:sz="4"/>
+              <w:right w:val="single" w:color="A6A6A6" w:sz="4"/>
+            </w:tcBorders>
+            <w:tcMar>
+              <w:top w:type="dxa" w:w="60"/>
+              <w:left w:type="dxa" w:w="100"/>
+              <w:bottom w:type="dxa" w:w="60"/>
+              <w:right w:type="dxa" w:w="100"/>
+            </w:tcMar>
+            <w:vAlign w:val="top"/>
+          </w:tcPr>
+          <w:p>
+            <w:pPr>
+              <w:spacing w:after="20" w:line="270"/>
+            </w:pPr>
+            <w:r>
+              <w:rPr>
+                <w:rFonts w:ascii="Arial" w:cs="Arial" w:eastAsia="Arial" w:hAnsi="Arial"/>
+                <w:sz w:val="19"/>
+                <w:szCs w:val="19"/>
+              </w:rPr>
+              <w:t xml:space="preserve">Mọi chứng từ có ngày</w:t>
+            </w:r>
+          </w:p>
+        </w:tc>
+        <w:tc>
+          <w:tcPr>
+            <w:tcW w:type="dxa" w:w="4025"/>
+            <w:tcBorders>
+              <w:top w:val="single" w:color="A6A6A6" w:sz="4"/>
+              <w:left w:val="single" w:color="A6A6A6" w:sz="4"/>
+              <w:bottom w:val="single" w:color="A6A6A6" w:sz="4"/>
+              <w:right w:val="single" w:color="A6A6A6" w:sz="4"/>
+            </w:tcBorders>
+            <w:tcMar>
+              <w:top w:type="dxa" w:w="60"/>
+              <w:left w:type="dxa" w:w="100"/>
+              <w:bottom w:type="dxa" w:w="60"/>
+              <w:right w:type="dxa" w:w="100"/>
+            </w:tcMar>
+            <w:vAlign w:val="top"/>
+          </w:tcPr>
+          <w:p>
+            <w:pPr>
+              <w:spacing w:after="20" w:line="270"/>
+            </w:pPr>
+            <w:r>
+              <w:rPr>
+                <w:rFonts w:ascii="Arial" w:cs="Arial" w:eastAsia="Arial" w:hAnsi="Arial"/>
+                <w:sz w:val="19"/>
+                <w:szCs w:val="19"/>
+              </w:rPr>
+              <w:t xml:space="preserve">Bị chặn khi ngày thuộc kỳ đã khoá sổ.</w:t>
+            </w:r>
+          </w:p>
+        </w:tc>
+      </w:tr>
+      <w:tr>
+        <w:trPr>
+          <w:cantSplit/>
+        </w:trPr>
+        <w:tc>
+          <w:tcPr>
+            <w:tcW w:type="dxa" w:w="5613"/>
+            <w:tcBorders>
+              <w:top w:val="single" w:color="A6A6A6" w:sz="4"/>
+              <w:left w:val="single" w:color="A6A6A6" w:sz="4"/>
+              <w:bottom w:val="single" w:color="A6A6A6" w:sz="4"/>
+              <w:right w:val="single" w:color="A6A6A6" w:sz="4"/>
+            </w:tcBorders>
+            <w:tcMar>
+              <w:top w:type="dxa" w:w="60"/>
+              <w:left w:type="dxa" w:w="100"/>
+              <w:bottom w:type="dxa" w:w="60"/>
+              <w:right w:type="dxa" w:w="100"/>
+            </w:tcMar>
+            <w:vAlign w:val="top"/>
+          </w:tcPr>
+          <w:p>
+            <w:pPr>
+              <w:spacing w:after="20" w:line="270"/>
+            </w:pPr>
+            <w:r>
+              <w:rPr>
+                <w:rFonts w:ascii="Arial" w:cs="Arial" w:eastAsia="Arial" w:hAnsi="Arial"/>
+                <w:sz w:val="19"/>
+                <w:szCs w:val="19"/>
+              </w:rPr>
+              <w:t xml:space="preserve">Phiếu kho (ATL-06), Tồn kho (ATL-05)</w:t>
+            </w:r>
+          </w:p>
+        </w:tc>
+        <w:tc>
+          <w:tcPr>
+            <w:tcW w:type="dxa" w:w="4025"/>
+            <w:tcBorders>
+              <w:top w:val="single" w:color="A6A6A6" w:sz="4"/>
+              <w:left w:val="single" w:color="A6A6A6" w:sz="4"/>
+              <w:bottom w:val="single" w:color="A6A6A6" w:sz="4"/>
+              <w:right w:val="single" w:color="A6A6A6" w:sz="4"/>
+            </w:tcBorders>
+            <w:tcMar>
+              <w:top w:type="dxa" w:w="60"/>
+              <w:left w:type="dxa" w:w="100"/>
+              <w:bottom w:type="dxa" w:w="60"/>
+              <w:right w:type="dxa" w:w="100"/>
+            </w:tcMar>
+            <w:vAlign w:val="top"/>
+          </w:tcPr>
+          <w:p>
+            <w:pPr>
+              <w:spacing w:after="20" w:line="270"/>
+            </w:pPr>
+            <w:r>
+              <w:rPr>
+                <w:rFonts w:ascii="Arial" w:cs="Arial" w:eastAsia="Arial" w:hAnsi="Arial"/>
+                <w:sz w:val="19"/>
+                <w:szCs w:val="19"/>
+              </w:rPr>
+              <w:t xml:space="preserve">Áp "Cho xuất quá số tồn".</w:t>
             </w:r>
           </w:p>
         </w:tc>
       </w:tr>
     </w:tbl>
+    <w:p>
+      <w:pPr>
+        <w:spacing w:after="60"/>
+      </w:pPr>
+    </w:p>
     <w:p>
       <w:pPr>
         <w:pStyle w:val="Heading1"/>
@@ -2666,8 +3616,8 @@
         </w:tblBorders>
       </w:tblPr>
       <w:tblGrid>
-        <w:gridCol w:w="3614"/>
-        <w:gridCol w:w="6024"/>
+        <w:gridCol w:w="3776"/>
+        <w:gridCol w:w="5862"/>
       </w:tblGrid>
       <w:tr>
         <w:trPr>
@@ -2676,7 +3626,7 @@
         </w:trPr>
         <w:tc>
           <w:tcPr>
-            <w:tcW w:type="dxa" w:w="3614"/>
+            <w:tcW w:type="dxa" w:w="3776"/>
             <w:tcBorders>
               <w:top w:val="single" w:color="A6A6A6" w:sz="4"/>
               <w:left w:val="single" w:color="A6A6A6" w:sz="4"/>
@@ -2710,7 +3660,7 @@
         </w:tc>
         <w:tc>
           <w:tcPr>
-            <w:tcW w:type="dxa" w:w="6024"/>
+            <w:tcW w:type="dxa" w:w="5862"/>
             <w:tcBorders>
               <w:top w:val="single" w:color="A6A6A6" w:sz="4"/>
               <w:left w:val="single" w:color="A6A6A6" w:sz="4"/>
@@ -2749,7 +3699,7 @@
         </w:trPr>
         <w:tc>
           <w:tcPr>
-            <w:tcW w:type="dxa" w:w="3614"/>
+            <w:tcW w:type="dxa" w:w="3776"/>
             <w:tcBorders>
               <w:top w:val="single" w:color="A6A6A6" w:sz="4"/>
               <w:left w:val="single" w:color="A6A6A6" w:sz="4"/>
@@ -2780,7 +3730,7 @@
         </w:tc>
         <w:tc>
           <w:tcPr>
-            <w:tcW w:type="dxa" w:w="6024"/>
+            <w:tcW w:type="dxa" w:w="5862"/>
             <w:tcBorders>
               <w:top w:val="single" w:color="A6A6A6" w:sz="4"/>
               <w:left w:val="single" w:color="A6A6A6" w:sz="4"/>
@@ -2816,7 +3766,7 @@
         </w:trPr>
         <w:tc>
           <w:tcPr>
-            <w:tcW w:type="dxa" w:w="3614"/>
+            <w:tcW w:type="dxa" w:w="3776"/>
             <w:tcBorders>
               <w:top w:val="single" w:color="A6A6A6" w:sz="4"/>
               <w:left w:val="single" w:color="A6A6A6" w:sz="4"/>
@@ -2847,7 +3797,7 @@
         </w:tc>
         <w:tc>
           <w:tcPr>
-            <w:tcW w:type="dxa" w:w="6024"/>
+            <w:tcW w:type="dxa" w:w="5862"/>
             <w:tcBorders>
               <w:top w:val="single" w:color="A6A6A6" w:sz="4"/>
               <w:left w:val="single" w:color="A6A6A6" w:sz="4"/>
@@ -2883,7 +3833,7 @@
         </w:trPr>
         <w:tc>
           <w:tcPr>
-            <w:tcW w:type="dxa" w:w="3614"/>
+            <w:tcW w:type="dxa" w:w="3776"/>
             <w:tcBorders>
               <w:top w:val="single" w:color="A6A6A6" w:sz="4"/>
               <w:left w:val="single" w:color="A6A6A6" w:sz="4"/>
@@ -2914,7 +3864,7 @@
         </w:tc>
         <w:tc>
           <w:tcPr>
-            <w:tcW w:type="dxa" w:w="6024"/>
+            <w:tcW w:type="dxa" w:w="5862"/>
             <w:tcBorders>
               <w:top w:val="single" w:color="A6A6A6" w:sz="4"/>
               <w:left w:val="single" w:color="A6A6A6" w:sz="4"/>
@@ -2940,11 +3890,83 @@
                 <w:szCs w:val="19"/>
               </w:rPr>
               <w:t xml:space="preserve">Báo "Ảnh lớn hơn 2 MB — chọn ảnh nhỏ hơn."</w:t>
+            </w:r>
+          </w:p>
+        </w:tc>
+      </w:tr>
+      <w:tr>
+        <w:trPr>
+          <w:cantSplit/>
+        </w:trPr>
+        <w:tc>
+          <w:tcPr>
+            <w:tcW w:type="dxa" w:w="3776"/>
+            <w:tcBorders>
+              <w:top w:val="single" w:color="A6A6A6" w:sz="4"/>
+              <w:left w:val="single" w:color="A6A6A6" w:sz="4"/>
+              <w:bottom w:val="single" w:color="A6A6A6" w:sz="4"/>
+              <w:right w:val="single" w:color="A6A6A6" w:sz="4"/>
+            </w:tcBorders>
+            <w:tcMar>
+              <w:top w:type="dxa" w:w="60"/>
+              <w:left w:type="dxa" w:w="100"/>
+              <w:bottom w:type="dxa" w:w="60"/>
+              <w:right w:type="dxa" w:w="100"/>
+            </w:tcMar>
+            <w:vAlign w:val="top"/>
+          </w:tcPr>
+          <w:p>
+            <w:pPr>
+              <w:spacing w:after="20" w:line="270"/>
+            </w:pPr>
+            <w:r>
+              <w:rPr>
+                <w:rFonts w:ascii="Arial" w:cs="Arial" w:eastAsia="Arial" w:hAnsi="Arial"/>
+                <w:sz w:val="19"/>
+                <w:szCs w:val="19"/>
+              </w:rPr>
+              <w:t xml:space="preserve">Lập / huỷ chứng từ trong kỳ đã khoá sổ</w:t>
+            </w:r>
+          </w:p>
+        </w:tc>
+        <w:tc>
+          <w:tcPr>
+            <w:tcW w:type="dxa" w:w="5862"/>
+            <w:tcBorders>
+              <w:top w:val="single" w:color="A6A6A6" w:sz="4"/>
+              <w:left w:val="single" w:color="A6A6A6" w:sz="4"/>
+              <w:bottom w:val="single" w:color="A6A6A6" w:sz="4"/>
+              <w:right w:val="single" w:color="A6A6A6" w:sz="4"/>
+            </w:tcBorders>
+            <w:tcMar>
+              <w:top w:type="dxa" w:w="60"/>
+              <w:left w:type="dxa" w:w="100"/>
+              <w:bottom w:type="dxa" w:w="60"/>
+              <w:right w:type="dxa" w:w="100"/>
+            </w:tcMar>
+            <w:vAlign w:val="top"/>
+          </w:tcPr>
+          <w:p>
+            <w:pPr>
+              <w:spacing w:after="20" w:line="270"/>
+            </w:pPr>
+            <w:r>
+              <w:rPr>
+                <w:rFonts w:ascii="Arial" w:cs="Arial" w:eastAsia="Arial" w:hAnsi="Arial"/>
+                <w:sz w:val="19"/>
+                <w:szCs w:val="19"/>
+              </w:rPr>
+              <w:t xml:space="preserve">Máy chủ từ chối, báo ngày khoá sổ.</w:t>
             </w:r>
           </w:p>
         </w:tc>
       </w:tr>
     </w:tbl>
+    <w:p>
+      <w:pPr>
+        <w:spacing w:after="60"/>
+      </w:pPr>
+    </w:p>
     <w:p>
       <w:pPr>
         <w:pStyle w:val="Heading1"/>
@@ -2968,7 +3990,7 @@
         <w:pStyle w:val="ListParagraph"/>
         <w:numPr>
           <w:ilvl w:val="0"/>
-          <w:numId w:val="2"/>
+          <w:numId w:val="1"/>
         </w:numPr>
         <w:spacing w:after="60" w:line="290"/>
       </w:pPr>
@@ -2986,7 +4008,7 @@
         <w:pStyle w:val="ListParagraph"/>
         <w:numPr>
           <w:ilvl w:val="0"/>
-          <w:numId w:val="2"/>
+          <w:numId w:val="1"/>
         </w:numPr>
         <w:spacing w:after="60" w:line="290"/>
       </w:pPr>
@@ -3049,7 +4071,7 @@
 </file>
 
 <file path=word/footer1.xml><?xml version="1.0" encoding="utf-8"?>
-<w:ftr xmlns:wpc="http://schemas.microsoft.com/office/word/2010/wordprocessingCanvas" xmlns:mc="http://schemas.openxmlformats.org/markup-compatibility/2006" xmlns:o="urn:schemas-microsoft-com:office:office" xmlns:r="http://schemas.openxmlformats.org/officeDocument/2006/relationships" xmlns:m="http://schemas.openxmlformats.org/officeDocument/2006/math" xmlns:v="urn:schemas-microsoft-com:vml" xmlns:wp14="http://schemas.microsoft.com/office/word/2010/wordprocessingDrawing" xmlns:wp="http://schemas.openxmlformats.org/drawingml/2006/wordprocessingDrawing" xmlns:w10="urn:schemas-microsoft-com:office:word" xmlns:w="http://schemas.openxmlformats.org/wordprocessingml/2006/main" xmlns:w14="http://schemas.microsoft.com/office/word/2010/wordml" xmlns:w15="http://schemas.microsoft.com/office/word/2012/wordml" xmlns:wpg="http://schemas.microsoft.com/office/word/2010/wordprocessingGroup" xmlns:wpi="http://schemas.microsoft.com/office/word/2010/wordprocessingInk" xmlns:wne="http://schemas.microsoft.com/office/word/2006/wordml" xmlns:wps="http://schemas.microsoft.com/office/word/2010/wordprocessingShape">
+<w:ftr xmlns:r="http://schemas.openxmlformats.org/officeDocument/2006/relationships" xmlns:w="http://schemas.openxmlformats.org/wordprocessingml/2006/main">
   <w:p>
     <w:pPr>
       <w:jc w:val="center"/>
@@ -3089,6 +4111,15 @@
         <w:szCs w:val="17"/>
       </w:rPr>
       <w:fldChar w:fldCharType="separate"/>
+    </w:r>
+    <w:r>
+      <w:rPr>
+        <w:rFonts w:ascii="Arial" w:cs="Arial" w:eastAsia="Arial" w:hAnsi="Arial"/>
+        <w:color w:val="7F7F7F"/>
+        <w:sz w:val="17"/>
+        <w:szCs w:val="17"/>
+      </w:rPr>
+      <w:t>1</w:t>
     </w:r>
     <w:r>
       <w:rPr>
@@ -3142,6 +4173,15 @@
         <w:sz w:val="17"/>
         <w:szCs w:val="17"/>
       </w:rPr>
+      <w:t>1</w:t>
+    </w:r>
+    <w:r>
+      <w:rPr>
+        <w:rFonts w:ascii="Arial" w:cs="Arial" w:eastAsia="Arial" w:hAnsi="Arial"/>
+        <w:color w:val="7F7F7F"/>
+        <w:sz w:val="17"/>
+        <w:szCs w:val="17"/>
+      </w:rPr>
       <w:fldChar w:fldCharType="end"/>
     </w:r>
   </w:p>
@@ -3186,7 +4226,7 @@
 </file>
 
 <file path=word/header1.xml><?xml version="1.0" encoding="utf-8"?>
-<w:hdr xmlns:wpc="http://schemas.microsoft.com/office/word/2010/wordprocessingCanvas" xmlns:mc="http://schemas.openxmlformats.org/markup-compatibility/2006" xmlns:o="urn:schemas-microsoft-com:office:office" xmlns:r="http://schemas.openxmlformats.org/officeDocument/2006/relationships" xmlns:m="http://schemas.openxmlformats.org/officeDocument/2006/math" xmlns:v="urn:schemas-microsoft-com:vml" xmlns:wp14="http://schemas.microsoft.com/office/word/2010/wordprocessingDrawing" xmlns:wp="http://schemas.openxmlformats.org/drawingml/2006/wordprocessingDrawing" xmlns:w10="urn:schemas-microsoft-com:office:word" xmlns:w="http://schemas.openxmlformats.org/wordprocessingml/2006/main" xmlns:w14="http://schemas.microsoft.com/office/word/2010/wordml" xmlns:w15="http://schemas.microsoft.com/office/word/2012/wordml" xmlns:wpg="http://schemas.microsoft.com/office/word/2010/wordprocessingGroup" xmlns:wpi="http://schemas.microsoft.com/office/word/2010/wordprocessingInk" xmlns:wne="http://schemas.microsoft.com/office/word/2006/wordml" xmlns:wps="http://schemas.microsoft.com/office/word/2010/wordprocessingShape" xmlns:cx="http://schemas.microsoft.com/office/drawing/2014/chartex" xmlns:cx1="http://schemas.microsoft.com/office/drawing/2015/9/8/chartex" xmlns:cx2="http://schemas.microsoft.com/office/drawing/2015/10/21/chartex" xmlns:cx3="http://schemas.microsoft.com/office/drawing/2016/5/9/chartex" xmlns:cx4="http://schemas.microsoft.com/office/drawing/2016/5/10/chartex" xmlns:cx5="http://schemas.microsoft.com/office/drawing/2016/5/11/chartex" xmlns:cx6="http://schemas.microsoft.com/office/drawing/2016/5/12/chartex" xmlns:cx7="http://schemas.microsoft.com/office/drawing/2016/5/13/chartex" xmlns:cx8="http://schemas.microsoft.com/office/drawing/2016/5/14/chartex" xmlns:w16cid="http://schemas.microsoft.com/office/word/2016/wordml/cid" xmlns:w16se="http://schemas.microsoft.com/office/word/2015/wordml/symex">
+<w:hdr xmlns:r="http://schemas.openxmlformats.org/officeDocument/2006/relationships" xmlns:w="http://schemas.openxmlformats.org/wordprocessingml/2006/main">
   <w:p>
     <w:pPr>
       <w:pBdr>
@@ -3212,101 +4252,18 @@
         <w:sz w:val="17"/>
         <w:szCs w:val="17"/>
       </w:rPr>
-      <w:t xml:space="preserve">	ATL-20 · Thông tin công ty</w:t>
+      <w:tab/>
+      <w:t xml:space="preserve">ATL-20 · Thông tin công ty</w:t>
     </w:r>
   </w:p>
 </w:hdr>
 </file>
 
 <file path=word/numbering.xml><?xml version="1.0" encoding="utf-8"?>
-<w:numbering xmlns:wpc="http://schemas.microsoft.com/office/word/2010/wordprocessingCanvas" xmlns:mc="http://schemas.openxmlformats.org/markup-compatibility/2006" xmlns:o="urn:schemas-microsoft-com:office:office" xmlns:r="http://schemas.openxmlformats.org/officeDocument/2006/relationships" xmlns:m="http://schemas.openxmlformats.org/officeDocument/2006/math" xmlns:v="urn:schemas-microsoft-com:vml" xmlns:wp14="http://schemas.microsoft.com/office/word/2010/wordprocessingDrawing" xmlns:wp="http://schemas.openxmlformats.org/drawingml/2006/wordprocessingDrawing" xmlns:w10="urn:schemas-microsoft-com:office:word" xmlns:w="http://schemas.openxmlformats.org/wordprocessingml/2006/main" xmlns:w14="http://schemas.microsoft.com/office/word/2010/wordml" xmlns:w15="http://schemas.microsoft.com/office/word/2012/wordml" xmlns:wpg="http://schemas.microsoft.com/office/word/2010/wordprocessingGroup" xmlns:wpi="http://schemas.microsoft.com/office/word/2010/wordprocessingInk" xmlns:wne="http://schemas.microsoft.com/office/word/2006/wordml" xmlns:wps="http://schemas.microsoft.com/office/word/2010/wordprocessingShape" mc:Ignorable="w14 w15 wp14">
-  <w:abstractNum w:abstractNumId="1" w15:restartNumberingAfterBreak="0">
-    <w:multiLevelType w:val="hybridMultilevel"/>
-    <w:lvl w:ilvl="0" w:tentative="1">
-      <w:start w:val="1"/>
-      <w:numFmt w:val="bullet"/>
-      <w:lvlText w:val="●"/>
-      <w:lvlJc w:val="left"/>
-      <w:pPr>
-        <w:ind w:left="720" w:hanging="360"/>
-      </w:pPr>
-    </w:lvl>
-    <w:lvl w:ilvl="1" w:tentative="1">
-      <w:start w:val="1"/>
-      <w:numFmt w:val="bullet"/>
-      <w:lvlText w:val="○"/>
-      <w:lvlJc w:val="left"/>
-      <w:pPr>
-        <w:ind w:left="1440" w:hanging="360"/>
-      </w:pPr>
-    </w:lvl>
-    <w:lvl w:ilvl="2" w:tentative="1">
-      <w:start w:val="1"/>
-      <w:numFmt w:val="bullet"/>
-      <w:lvlText w:val="■"/>
-      <w:lvlJc w:val="left"/>
-      <w:pPr>
-        <w:ind w:left="2160" w:hanging="360"/>
-      </w:pPr>
-    </w:lvl>
-    <w:lvl w:ilvl="3" w:tentative="1">
-      <w:start w:val="1"/>
-      <w:numFmt w:val="bullet"/>
-      <w:lvlText w:val="●"/>
-      <w:lvlJc w:val="left"/>
-      <w:pPr>
-        <w:ind w:left="2880" w:hanging="360"/>
-      </w:pPr>
-    </w:lvl>
-    <w:lvl w:ilvl="4" w:tentative="1">
-      <w:start w:val="1"/>
-      <w:numFmt w:val="bullet"/>
-      <w:lvlText w:val="○"/>
-      <w:lvlJc w:val="left"/>
-      <w:pPr>
-        <w:ind w:left="3600" w:hanging="360"/>
-      </w:pPr>
-    </w:lvl>
-    <w:lvl w:ilvl="5" w:tentative="1">
-      <w:start w:val="1"/>
-      <w:numFmt w:val="bullet"/>
-      <w:lvlText w:val="■"/>
-      <w:lvlJc w:val="left"/>
-      <w:pPr>
-        <w:ind w:left="4320" w:hanging="360"/>
-      </w:pPr>
-    </w:lvl>
-    <w:lvl w:ilvl="6" w:tentative="1">
-      <w:start w:val="1"/>
-      <w:numFmt w:val="bullet"/>
-      <w:lvlText w:val="●"/>
-      <w:lvlJc w:val="left"/>
-      <w:pPr>
-        <w:ind w:left="5040" w:hanging="360"/>
-      </w:pPr>
-    </w:lvl>
-    <w:lvl w:ilvl="7" w:tentative="1">
-      <w:start w:val="1"/>
-      <w:numFmt w:val="bullet"/>
-      <w:lvlText w:val="●"/>
-      <w:lvlJc w:val="left"/>
-      <w:pPr>
-        <w:ind w:left="5760" w:hanging="360"/>
-      </w:pPr>
-    </w:lvl>
-    <w:lvl w:ilvl="8" w:tentative="1">
-      <w:start w:val="1"/>
-      <w:numFmt w:val="bullet"/>
-      <w:lvlText w:val="●"/>
-      <w:lvlJc w:val="left"/>
-      <w:pPr>
-        <w:ind w:left="6480" w:hanging="360"/>
-      </w:pPr>
-    </w:lvl>
-  </w:abstractNum>
-  <w:abstractNum w:abstractNumId="2" w15:restartNumberingAfterBreak="0">
-    <w:multiLevelType w:val="hybridMultilevel"/>
-    <w:lvl w:ilvl="0" w:tentative="1">
+<w:numbering xmlns:r="http://schemas.openxmlformats.org/officeDocument/2006/relationships" xmlns:w="http://schemas.openxmlformats.org/wordprocessingml/2006/main">
+  <w:abstractNum w:abstractNumId="1">
+    <w:multiLevelType w:val="singleLevel"/>
+    <w:lvl w:ilvl="0">
       <w:start w:val="1"/>
       <w:numFmt w:val="bullet"/>
       <w:lvlText w:val="•"/>
@@ -3316,9 +4273,9 @@
       </w:pPr>
     </w:lvl>
   </w:abstractNum>
-  <w:abstractNum w:abstractNumId="3" w15:restartNumberingAfterBreak="0">
-    <w:multiLevelType w:val="hybridMultilevel"/>
-    <w:lvl w:ilvl="0" w:tentative="1">
+  <w:abstractNum w:abstractNumId="2">
+    <w:multiLevelType w:val="singleLevel"/>
+    <w:lvl w:ilvl="0">
       <w:start w:val="1"/>
       <w:numFmt w:val="decimal"/>
       <w:lvlText w:val="%1."/>
@@ -3330,18 +4287,9 @@
   </w:abstractNum>
   <w:num w:numId="1">
     <w:abstractNumId w:val="1"/>
-    <w:lvlOverride w:ilvl="0">
-      <w:startOverride w:val="1"/>
-    </w:lvlOverride>
   </w:num>
   <w:num w:numId="2">
     <w:abstractNumId w:val="2"/>
-    <w:lvlOverride w:ilvl="0">
-      <w:startOverride w:val="1"/>
-    </w:lvlOverride>
-  </w:num>
-  <w:num w:numId="3">
-    <w:abstractNumId w:val="3"/>
     <w:lvlOverride w:ilvl="0">
       <w:startOverride w:val="1"/>
     </w:lvlOverride>
